--- a/vvdn/converters/dc-dc/README.docx
+++ b/vvdn/converters/dc-dc/README.docx
@@ -285,24 +285,7 @@
                 <w:color w:val="FFFFFF"/>
                 <w:sz w:val="19"/>
               </w:rPr>
-              <w:t>Voltage Gain (</w:t>
-            </w:r>
-            <w:r>
-              <w:rPr>
-                <w:b/>
-                <w:i/>
-                <w:color w:val="145AA0"/>
-                <w:sz w:val="19"/>
-              </w:rPr>
-              <w:t>\frac{V_{OUT{V_{IN</w:t>
-            </w:r>
-            <w:r>
-              <w:rPr>
-                <w:b/>
-                <w:color w:val="FFFFFF"/>
-                <w:sz w:val="19"/>
-              </w:rPr>
-              <w:t>)</w:t>
+              <w:t>Voltage Gain (V_OUT / V_IN)</w:t>
             </w:r>
           </w:p>
         </w:tc>
@@ -354,24 +337,7 @@
                 <w:color w:val="FFFFFF"/>
                 <w:sz w:val="19"/>
               </w:rPr>
-              <w:t>Switch Voltage Stress (</w:t>
-            </w:r>
-            <w:r>
-              <w:rPr>
-                <w:b/>
-                <w:i/>
-                <w:color w:val="145AA0"/>
-                <w:sz w:val="19"/>
-              </w:rPr>
-              <w:t>V_{sw</w:t>
-            </w:r>
-            <w:r>
-              <w:rPr>
-                <w:b/>
-                <w:color w:val="FFFFFF"/>
-                <w:sz w:val="19"/>
-              </w:rPr>
-              <w:t>)</w:t>
+              <w:t>Switch Voltage Stress (V_sw)</w:t>
             </w:r>
           </w:p>
         </w:tc>
@@ -397,24 +363,7 @@
                 <w:color w:val="FFFFFF"/>
                 <w:sz w:val="19"/>
               </w:rPr>
-              <w:t>Switch Current Stress (</w:t>
-            </w:r>
-            <w:r>
-              <w:rPr>
-                <w:b/>
-                <w:i/>
-                <w:color w:val="145AA0"/>
-                <w:sz w:val="19"/>
-              </w:rPr>
-              <w:t>I_{sw</w:t>
-            </w:r>
-            <w:r>
-              <w:rPr>
-                <w:b/>
-                <w:color w:val="FFFFFF"/>
-                <w:sz w:val="19"/>
-              </w:rPr>
-              <w:t>)</w:t>
+              <w:t>Switch Current Stress (I_sw)</w:t>
             </w:r>
           </w:p>
         </w:tc>
@@ -538,8 +487,7 @@
             </w:pPr>
             <w:r>
               <w:rPr>
-                <w:i/>
-                <w:color w:val="145AA0"/>
+                <w:color w:val="282C34"/>
                 <w:sz w:val="18"/>
               </w:rPr>
               <w:t>D</w:t>
@@ -563,11 +511,10 @@
             </w:pPr>
             <w:r>
               <w:rPr>
-                <w:i/>
-                <w:color w:val="145AA0"/>
+                <w:color w:val="282C34"/>
                 <w:sz w:val="18"/>
               </w:rPr>
-              <w:t>1\,W \dots 2\,kW</w:t>
+              <w:t>1 W ... 2 kW</w:t>
             </w:r>
           </w:p>
         </w:tc>
@@ -588,11 +535,10 @@
             </w:pPr>
             <w:r>
               <w:rPr>
-                <w:i/>
-                <w:color w:val="145AA0"/>
+                <w:color w:val="282C34"/>
                 <w:sz w:val="18"/>
               </w:rPr>
-              <w:t>V_{IN</w:t>
+              <w:t>V_IN</w:t>
             </w:r>
           </w:p>
         </w:tc>
@@ -613,11 +559,10 @@
             </w:pPr>
             <w:r>
               <w:rPr>
-                <w:i/>
-                <w:color w:val="145AA0"/>
+                <w:color w:val="282C34"/>
                 <w:sz w:val="18"/>
               </w:rPr>
-              <w:t>I_{OUT</w:t>
+              <w:t>I_OUT</w:t>
             </w:r>
           </w:p>
         </w:tc>
@@ -740,11 +685,10 @@
             </w:pPr>
             <w:r>
               <w:rPr>
-                <w:i/>
-                <w:color w:val="145AA0"/>
+                <w:color w:val="282C34"/>
                 <w:sz w:val="18"/>
               </w:rPr>
-              <w:t>\frac{1{1 - D</w:t>
+              <w:t>1 / (1 - D)</w:t>
             </w:r>
           </w:p>
         </w:tc>
@@ -766,11 +710,10 @@
             </w:pPr>
             <w:r>
               <w:rPr>
-                <w:i/>
-                <w:color w:val="145AA0"/>
+                <w:color w:val="282C34"/>
                 <w:sz w:val="18"/>
               </w:rPr>
-              <w:t>5\,W \dots 5\,kW</w:t>
+              <w:t>5 W ... 5 kW</w:t>
             </w:r>
           </w:p>
         </w:tc>
@@ -792,11 +735,10 @@
             </w:pPr>
             <w:r>
               <w:rPr>
-                <w:i/>
-                <w:color w:val="145AA0"/>
+                <w:color w:val="282C34"/>
                 <w:sz w:val="18"/>
               </w:rPr>
-              <w:t>V_{OUT</w:t>
+              <w:t>V_OUT</w:t>
             </w:r>
           </w:p>
         </w:tc>
@@ -818,11 +760,10 @@
             </w:pPr>
             <w:r>
               <w:rPr>
-                <w:i/>
-                <w:color w:val="145AA0"/>
+                <w:color w:val="282C34"/>
                 <w:sz w:val="18"/>
               </w:rPr>
-              <w:t>\frac{I_{OUT{1 - D</w:t>
+              <w:t>I_OUT / (1 - D)</w:t>
             </w:r>
           </w:p>
         </w:tc>
@@ -944,11 +885,10 @@
             </w:pPr>
             <w:r>
               <w:rPr>
-                <w:i/>
-                <w:color w:val="145AA0"/>
+                <w:color w:val="282C34"/>
                 <w:sz w:val="18"/>
               </w:rPr>
-              <w:t>-\frac{D{1 - D</w:t>
+              <w:t>-D / (1 - D)</w:t>
             </w:r>
           </w:p>
         </w:tc>
@@ -969,11 +909,10 @@
             </w:pPr>
             <w:r>
               <w:rPr>
-                <w:i/>
-                <w:color w:val="145AA0"/>
+                <w:color w:val="282C34"/>
                 <w:sz w:val="18"/>
               </w:rPr>
-              <w:t>5\,W \dots 500\,W</w:t>
+              <w:t>5 W ... 500 W</w:t>
             </w:r>
           </w:p>
         </w:tc>
@@ -994,11 +933,10 @@
             </w:pPr>
             <w:r>
               <w:rPr>
-                <w:i/>
-                <w:color w:val="145AA0"/>
+                <w:color w:val="282C34"/>
                 <w:sz w:val="18"/>
               </w:rPr>
-              <w:t>V_{IN + V_{OUT</w:t>
+              <w:t>V_IN + V_OUT</w:t>
             </w:r>
           </w:p>
         </w:tc>
@@ -1019,11 +957,10 @@
             </w:pPr>
             <w:r>
               <w:rPr>
-                <w:i/>
-                <w:color w:val="145AA0"/>
+                <w:color w:val="282C34"/>
                 <w:sz w:val="18"/>
               </w:rPr>
-              <w:t>\frac{I_{OUT{1 - D</w:t>
+              <w:t>I_OUT / (1 - D)</w:t>
             </w:r>
           </w:p>
         </w:tc>
@@ -1146,11 +1083,10 @@
             </w:pPr>
             <w:r>
               <w:rPr>
-                <w:i/>
-                <w:color w:val="145AA0"/>
+                <w:color w:val="282C34"/>
                 <w:sz w:val="18"/>
               </w:rPr>
-              <w:t>-\frac{D{1 - D</w:t>
+              <w:t>-D / (1 - D)</w:t>
             </w:r>
           </w:p>
         </w:tc>
@@ -1172,11 +1108,10 @@
             </w:pPr>
             <w:r>
               <w:rPr>
-                <w:i/>
-                <w:color w:val="145AA0"/>
+                <w:color w:val="282C34"/>
                 <w:sz w:val="18"/>
               </w:rPr>
-              <w:t>10\,W \dots 1\,kW</w:t>
+              <w:t>10 W ... 1 kW</w:t>
             </w:r>
           </w:p>
         </w:tc>
@@ -1198,11 +1133,10 @@
             </w:pPr>
             <w:r>
               <w:rPr>
-                <w:i/>
-                <w:color w:val="145AA0"/>
+                <w:color w:val="282C34"/>
                 <w:sz w:val="18"/>
               </w:rPr>
-              <w:t>V_{IN + V_{OUT</w:t>
+              <w:t>V_IN + V_OUT</w:t>
             </w:r>
           </w:p>
         </w:tc>
@@ -1224,11 +1158,10 @@
             </w:pPr>
             <w:r>
               <w:rPr>
-                <w:i/>
-                <w:color w:val="145AA0"/>
+                <w:color w:val="282C34"/>
                 <w:sz w:val="18"/>
               </w:rPr>
-              <w:t>\frac{I_{OUT{1 - D</w:t>
+              <w:t>I_OUT / (1 - D)</w:t>
             </w:r>
           </w:p>
         </w:tc>
@@ -1350,11 +1283,10 @@
             </w:pPr>
             <w:r>
               <w:rPr>
-                <w:i/>
-                <w:color w:val="145AA0"/>
+                <w:color w:val="282C34"/>
                 <w:sz w:val="18"/>
               </w:rPr>
-              <w:t>\frac{D{1 - D</w:t>
+              <w:t>D / (1 - D)</w:t>
             </w:r>
           </w:p>
         </w:tc>
@@ -1375,11 +1307,10 @@
             </w:pPr>
             <w:r>
               <w:rPr>
-                <w:i/>
-                <w:color w:val="145AA0"/>
+                <w:color w:val="282C34"/>
                 <w:sz w:val="18"/>
               </w:rPr>
-              <w:t>5\,W \dots 500\,W</w:t>
+              <w:t>5 W ... 500 W</w:t>
             </w:r>
           </w:p>
         </w:tc>
@@ -1400,11 +1331,10 @@
             </w:pPr>
             <w:r>
               <w:rPr>
-                <w:i/>
-                <w:color w:val="145AA0"/>
+                <w:color w:val="282C34"/>
                 <w:sz w:val="18"/>
               </w:rPr>
-              <w:t>V_{IN + V_{OUT</w:t>
+              <w:t>V_IN + V_OUT</w:t>
             </w:r>
           </w:p>
         </w:tc>
@@ -1425,11 +1355,10 @@
             </w:pPr>
             <w:r>
               <w:rPr>
-                <w:i/>
-                <w:color w:val="145AA0"/>
+                <w:color w:val="282C34"/>
                 <w:sz w:val="18"/>
               </w:rPr>
-              <w:t>\frac{I_{OUT{1 - D</w:t>
+              <w:t>I_OUT / (1 - D)</w:t>
             </w:r>
           </w:p>
         </w:tc>
@@ -1552,11 +1481,10 @@
             </w:pPr>
             <w:r>
               <w:rPr>
-                <w:i/>
-                <w:color w:val="145AA0"/>
+                <w:color w:val="282C34"/>
                 <w:sz w:val="18"/>
               </w:rPr>
-              <w:t>\frac{D{1 - D</w:t>
+              <w:t>D / (1 - D)</w:t>
             </w:r>
           </w:p>
         </w:tc>
@@ -1578,11 +1506,10 @@
             </w:pPr>
             <w:r>
               <w:rPr>
-                <w:i/>
-                <w:color w:val="145AA0"/>
+                <w:color w:val="282C34"/>
                 <w:sz w:val="18"/>
               </w:rPr>
-              <w:t>5\,W \dots 500\,W</w:t>
+              <w:t>5 W ... 500 W</w:t>
             </w:r>
           </w:p>
         </w:tc>
@@ -1604,11 +1531,10 @@
             </w:pPr>
             <w:r>
               <w:rPr>
-                <w:i/>
-                <w:color w:val="145AA0"/>
+                <w:color w:val="282C34"/>
                 <w:sz w:val="18"/>
               </w:rPr>
-              <w:t>V_{IN + V_{OUT</w:t>
+              <w:t>V_IN + V_OUT</w:t>
             </w:r>
           </w:p>
         </w:tc>
@@ -1630,11 +1556,10 @@
             </w:pPr>
             <w:r>
               <w:rPr>
-                <w:i/>
-                <w:color w:val="145AA0"/>
+                <w:color w:val="282C34"/>
                 <w:sz w:val="18"/>
               </w:rPr>
-              <w:t>\frac{I_{OUT{1 - D</w:t>
+              <w:t>I_OUT / (1 - D)</w:t>
             </w:r>
           </w:p>
         </w:tc>
@@ -1756,11 +1681,10 @@
             </w:pPr>
             <w:r>
               <w:rPr>
-                <w:i/>
-                <w:color w:val="145AA0"/>
+                <w:color w:val="282C34"/>
                 <w:sz w:val="18"/>
               </w:rPr>
-              <w:t>n \cdot \frac{D{1 - D</w:t>
+              <w:t>n * D / (1 - D)</w:t>
             </w:r>
           </w:p>
         </w:tc>
@@ -1781,11 +1705,10 @@
             </w:pPr>
             <w:r>
               <w:rPr>
-                <w:i/>
-                <w:color w:val="145AA0"/>
+                <w:color w:val="282C34"/>
                 <w:sz w:val="18"/>
               </w:rPr>
-              <w:t>1\,W \dots 150\,W</w:t>
+              <w:t>1 W ... 150 W</w:t>
             </w:r>
           </w:p>
         </w:tc>
@@ -1806,11 +1729,10 @@
             </w:pPr>
             <w:r>
               <w:rPr>
-                <w:i/>
-                <w:color w:val="145AA0"/>
+                <w:color w:val="282C34"/>
                 <w:sz w:val="18"/>
               </w:rPr>
-              <w:t>V_{IN + n V_{OUT</w:t>
+              <w:t>V_IN + n V_OUT</w:t>
             </w:r>
           </w:p>
         </w:tc>
@@ -1831,11 +1753,10 @@
             </w:pPr>
             <w:r>
               <w:rPr>
-                <w:i/>
-                <w:color w:val="145AA0"/>
+                <w:color w:val="282C34"/>
                 <w:sz w:val="18"/>
               </w:rPr>
-              <w:t>\frac{I_{OUT{n(1 - D)</w:t>
+              <w:t>I_OUT / (n(1 - D))</w:t>
             </w:r>
           </w:p>
         </w:tc>
@@ -1958,33 +1879,10 @@
             </w:pPr>
             <w:r>
               <w:rPr>
-                <w:i/>
-                <w:color w:val="145AA0"/>
-                <w:sz w:val="18"/>
-              </w:rPr>
-              <w:t>n \cdot D</w:t>
-            </w:r>
-            <w:r>
-              <w:rPr>
                 <w:color w:val="282C34"/>
                 <w:sz w:val="18"/>
               </w:rPr>
-              <w:t xml:space="preserve"> (</w:t>
-            </w:r>
-            <w:r>
-              <w:rPr>
-                <w:i/>
-                <w:color w:val="145AA0"/>
-                <w:sz w:val="18"/>
-              </w:rPr>
-              <w:t>D &lt; 0.5</w:t>
-            </w:r>
-            <w:r>
-              <w:rPr>
-                <w:color w:val="282C34"/>
-                <w:sz w:val="18"/>
-              </w:rPr>
-              <w:t>)</w:t>
+              <w:t>n * D (D &lt; 0.5)</w:t>
             </w:r>
           </w:p>
         </w:tc>
@@ -2006,11 +1904,10 @@
             </w:pPr>
             <w:r>
               <w:rPr>
-                <w:i/>
-                <w:color w:val="145AA0"/>
+                <w:color w:val="282C34"/>
                 <w:sz w:val="18"/>
               </w:rPr>
-              <w:t>50\,W \dots 500\,W</w:t>
+              <w:t>50 W ... 500 W</w:t>
             </w:r>
           </w:p>
         </w:tc>
@@ -2032,18 +1929,10 @@
             </w:pPr>
             <w:r>
               <w:rPr>
-                <w:i/>
-                <w:color w:val="145AA0"/>
-                <w:sz w:val="18"/>
-              </w:rPr>
-              <w:t>2 V_{IN</w:t>
-            </w:r>
-            <w:r>
-              <w:rPr>
                 <w:color w:val="282C34"/>
                 <w:sz w:val="18"/>
               </w:rPr>
-              <w:t xml:space="preserve"> (1-switch)</w:t>
+              <w:t>2 V_IN (1-switch)</w:t>
             </w:r>
           </w:p>
         </w:tc>
@@ -2065,11 +1954,10 @@
             </w:pPr>
             <w:r>
               <w:rPr>
-                <w:i/>
-                <w:color w:val="145AA0"/>
+                <w:color w:val="282C34"/>
                 <w:sz w:val="18"/>
               </w:rPr>
-              <w:t>\frac{n I_{OUT{D</w:t>
+              <w:t>(n I_OUT) / D</w:t>
             </w:r>
           </w:p>
         </w:tc>
@@ -2191,11 +2079,10 @@
             </w:pPr>
             <w:r>
               <w:rPr>
-                <w:i/>
-                <w:color w:val="145AA0"/>
+                <w:color w:val="282C34"/>
                 <w:sz w:val="18"/>
               </w:rPr>
-              <w:t>2n \cdot D</w:t>
+              <w:t>2n * D</w:t>
             </w:r>
           </w:p>
         </w:tc>
@@ -2216,11 +2103,10 @@
             </w:pPr>
             <w:r>
               <w:rPr>
-                <w:i/>
-                <w:color w:val="145AA0"/>
+                <w:color w:val="282C34"/>
                 <w:sz w:val="18"/>
               </w:rPr>
-              <w:t>100\,W \dots 1.5\,kW</w:t>
+              <w:t>100 W ... 1.5 kW</w:t>
             </w:r>
           </w:p>
         </w:tc>
@@ -2241,11 +2127,10 @@
             </w:pPr>
             <w:r>
               <w:rPr>
-                <w:i/>
-                <w:color w:val="145AA0"/>
+                <w:color w:val="282C34"/>
                 <w:sz w:val="18"/>
               </w:rPr>
-              <w:t>2 V_{IN</w:t>
+              <w:t>2 V_IN</w:t>
             </w:r>
           </w:p>
         </w:tc>
@@ -2266,11 +2151,10 @@
             </w:pPr>
             <w:r>
               <w:rPr>
-                <w:i/>
-                <w:color w:val="145AA0"/>
+                <w:color w:val="282C34"/>
                 <w:sz w:val="18"/>
               </w:rPr>
-              <w:t>n I_{OUT</w:t>
+              <w:t>n I_OUT</w:t>
             </w:r>
           </w:p>
         </w:tc>
@@ -2393,11 +2277,10 @@
             </w:pPr>
             <w:r>
               <w:rPr>
-                <w:i/>
-                <w:color w:val="145AA0"/>
+                <w:color w:val="282C34"/>
                 <w:sz w:val="18"/>
               </w:rPr>
-              <w:t>n \cdot D</w:t>
+              <w:t>n * D</w:t>
             </w:r>
           </w:p>
         </w:tc>
@@ -2419,11 +2302,10 @@
             </w:pPr>
             <w:r>
               <w:rPr>
-                <w:i/>
-                <w:color w:val="145AA0"/>
+                <w:color w:val="282C34"/>
                 <w:sz w:val="18"/>
               </w:rPr>
-              <w:t>100\,W \dots 1.5\,kW</w:t>
+              <w:t>100 W ... 1.5 kW</w:t>
             </w:r>
           </w:p>
         </w:tc>
@@ -2445,11 +2327,10 @@
             </w:pPr>
             <w:r>
               <w:rPr>
-                <w:i/>
-                <w:color w:val="145AA0"/>
+                <w:color w:val="282C34"/>
                 <w:sz w:val="18"/>
               </w:rPr>
-              <w:t>V_{IN</w:t>
+              <w:t>V_IN</w:t>
             </w:r>
           </w:p>
         </w:tc>
@@ -2471,11 +2352,10 @@
             </w:pPr>
             <w:r>
               <w:rPr>
-                <w:i/>
-                <w:color w:val="145AA0"/>
+                <w:color w:val="282C34"/>
                 <w:sz w:val="18"/>
               </w:rPr>
-              <w:t>2n I_{OUT</w:t>
+              <w:t>2n I_OUT</w:t>
             </w:r>
           </w:p>
         </w:tc>
@@ -2597,18 +2477,10 @@
             </w:pPr>
             <w:r>
               <w:rPr>
-                <w:i/>
-                <w:color w:val="145AA0"/>
-                <w:sz w:val="18"/>
-              </w:rPr>
-              <w:t>2n \cdot D</w:t>
-            </w:r>
-            <w:r>
-              <w:rPr>
                 <w:color w:val="282C34"/>
                 <w:sz w:val="18"/>
               </w:rPr>
-              <w:t xml:space="preserve"> (PSFB)</w:t>
+              <w:t>2n * D (PSFB)</w:t>
             </w:r>
           </w:p>
         </w:tc>
@@ -2629,11 +2501,10 @@
             </w:pPr>
             <w:r>
               <w:rPr>
-                <w:i/>
-                <w:color w:val="145AA0"/>
+                <w:color w:val="282C34"/>
                 <w:sz w:val="18"/>
               </w:rPr>
-              <w:t>1\,kW \dots 20\,kW</w:t>
+              <w:t>1 kW ... 20 kW</w:t>
             </w:r>
           </w:p>
         </w:tc>
@@ -2654,11 +2525,10 @@
             </w:pPr>
             <w:r>
               <w:rPr>
-                <w:i/>
-                <w:color w:val="145AA0"/>
+                <w:color w:val="282C34"/>
                 <w:sz w:val="18"/>
               </w:rPr>
-              <w:t>V_{IN</w:t>
+              <w:t>V_IN</w:t>
             </w:r>
           </w:p>
         </w:tc>
@@ -2679,11 +2549,10 @@
             </w:pPr>
             <w:r>
               <w:rPr>
-                <w:i/>
-                <w:color w:val="145AA0"/>
+                <w:color w:val="282C34"/>
                 <w:sz w:val="18"/>
               </w:rPr>
-              <w:t>n I_{OUT</w:t>
+              <w:t>n I_OUT</w:t>
             </w:r>
           </w:p>
         </w:tc>
@@ -2809,7 +2678,7 @@
                 <w:color w:val="282C34"/>
                 <w:sz w:val="18"/>
               </w:rPr>
-              <w:t>$n \cdot \frac{\phi(\pi -</w:t>
+              <w:t>n * (φ(π -</w:t>
             </w:r>
           </w:p>
         </w:tc>
@@ -2834,7 +2703,7 @@
                 <w:color w:val="282C34"/>
                 <w:sz w:val="18"/>
               </w:rPr>
-              <w:t>\phi</w:t>
+              <w:t>φ</w:t>
             </w:r>
           </w:p>
         </w:tc>
@@ -2859,7 +2728,7 @@
                 <w:color w:val="282C34"/>
                 <w:sz w:val="18"/>
               </w:rPr>
-              <w:t>)}{\pi^2 f L}$</w:t>
+              <w:t>)) / (π^2 f L)</w:t>
             </w:r>
           </w:p>
         </w:tc>
@@ -2881,11 +2750,10 @@
             </w:pPr>
             <w:r>
               <w:rPr>
-                <w:i/>
-                <w:color w:val="145AA0"/>
+                <w:color w:val="282C34"/>
                 <w:sz w:val="18"/>
               </w:rPr>
-              <w:t>1\,kW \dots 100\,kW</w:t>
+              <w:t>1 kW ... 100 kW</w:t>
             </w:r>
           </w:p>
         </w:tc>
@@ -2907,26 +2775,10 @@
             </w:pPr>
             <w:r>
               <w:rPr>
-                <w:i/>
-                <w:color w:val="145AA0"/>
-                <w:sz w:val="18"/>
-              </w:rPr>
-              <w:t>V_{IN</w:t>
-            </w:r>
-            <w:r>
-              <w:rPr>
                 <w:color w:val="282C34"/>
                 <w:sz w:val="18"/>
               </w:rPr>
-              <w:t xml:space="preserve"> / </w:t>
-            </w:r>
-            <w:r>
-              <w:rPr>
-                <w:i/>
-                <w:color w:val="145AA0"/>
-                <w:sz w:val="18"/>
-              </w:rPr>
-              <w:t>V_{OUT</w:t>
+              <w:t>V_IN / V_OUT</w:t>
             </w:r>
           </w:p>
         </w:tc>
@@ -3023,11 +2875,10 @@
             </w:pPr>
             <w:r>
               <w:rPr>
-                <w:i/>
-                <w:color w:val="145AA0"/>
+                <w:color w:val="282C34"/>
                 <w:sz w:val="18"/>
               </w:rPr>
-              <w:t>n \cdot M(f_n, Q, k)</w:t>
+              <w:t>n * M(f_n, Q, k)</w:t>
             </w:r>
           </w:p>
         </w:tc>
@@ -3048,11 +2899,10 @@
             </w:pPr>
             <w:r>
               <w:rPr>
-                <w:i/>
-                <w:color w:val="145AA0"/>
+                <w:color w:val="282C34"/>
                 <w:sz w:val="18"/>
               </w:rPr>
-              <w:t>100\,W \dots 10\,kW</w:t>
+              <w:t>100 W ... 10 kW</w:t>
             </w:r>
           </w:p>
         </w:tc>
@@ -3073,18 +2923,10 @@
             </w:pPr>
             <w:r>
               <w:rPr>
-                <w:i/>
-                <w:color w:val="145AA0"/>
-                <w:sz w:val="18"/>
-              </w:rPr>
-              <w:t>V_{IN</w:t>
-            </w:r>
-            <w:r>
-              <w:rPr>
                 <w:color w:val="282C34"/>
                 <w:sz w:val="18"/>
               </w:rPr>
-              <w:t xml:space="preserve"> (ZVS turn-on)</w:t>
+              <w:t>V_IN (ZVS turn-on)</w:t>
             </w:r>
           </w:p>
         </w:tc>
@@ -3216,22 +3058,7 @@
           <w:color w:val="282C34"/>
           <w:sz w:val="21"/>
         </w:rPr>
-        <w:t>: Forward converter operating mechanics, tertiary demagnetizing winding reset, two-switch forward, output inductor filter, and duty-cycle constraints (</w:t>
-      </w:r>
-      <w:r>
-        <w:rPr>
-          <w:i/>
-          <w:color w:val="145AA0"/>
-          <w:sz w:val="21"/>
-        </w:rPr>
-        <w:t>D &lt; 50\%</w:t>
-      </w:r>
-      <w:r>
-        <w:rPr>
-          <w:color w:val="282C34"/>
-          <w:sz w:val="21"/>
-        </w:rPr>
-        <w:t>).</w:t>
+        <w:t>: Forward converter operating mechanics, tertiary demagnetizing winding reset, two-switch forward, output inductor filter, and duty-cycle constraints (D &lt; 50\%).</w:t>
       </w:r>
     </w:p>
     <w:p>
@@ -3319,22 +3146,7 @@
           <w:color w:val="282C34"/>
           <w:sz w:val="21"/>
         </w:rPr>
-        <w:t xml:space="preserve">: Isolated half-bridge DC-DC converter, capacitive voltage divider, automatic core volt-second balancing, and switch voltage clamping to </w:t>
-      </w:r>
-      <w:r>
-        <w:rPr>
-          <w:i/>
-          <w:color w:val="145AA0"/>
-          <w:sz w:val="21"/>
-        </w:rPr>
-        <w:t>V_{IN</w:t>
-      </w:r>
-      <w:r>
-        <w:rPr>
-          <w:color w:val="282C34"/>
-          <w:sz w:val="21"/>
-        </w:rPr>
-        <w:t>.</w:t>
+        <w:t>: Isolated half-bridge DC-DC converter, capacitive voltage divider, automatic core volt-second balancing, and switch voltage clamping to V_IN.</w:t>
       </w:r>
     </w:p>
     <w:p>
@@ -3393,52 +3205,7 @@
           <w:color w:val="282C34"/>
           <w:sz w:val="21"/>
         </w:rPr>
-        <w:t xml:space="preserve"> Deep dive into Series Resonant (SRC), Parallel Resonant (PRC), and LLC Resonant Half-Bridge converters. Resonant tank impedance (</w:t>
-      </w:r>
-      <w:r>
-        <w:rPr>
-          <w:i/>
-          <w:color w:val="145AA0"/>
-          <w:sz w:val="21"/>
-        </w:rPr>
-        <w:t>Z_r</w:t>
-      </w:r>
-      <w:r>
-        <w:rPr>
-          <w:color w:val="282C34"/>
-          <w:sz w:val="21"/>
-        </w:rPr>
-        <w:t>), quality factor (</w:t>
-      </w:r>
-      <w:r>
-        <w:rPr>
-          <w:i/>
-          <w:color w:val="145AA0"/>
-          <w:sz w:val="21"/>
-        </w:rPr>
-        <w:t>Q</w:t>
-      </w:r>
-      <w:r>
-        <w:rPr>
-          <w:color w:val="282C34"/>
-          <w:sz w:val="21"/>
-        </w:rPr>
-        <w:t>), inductance ratio (</w:t>
-      </w:r>
-      <w:r>
-        <w:rPr>
-          <w:i/>
-          <w:color w:val="145AA0"/>
-          <w:sz w:val="21"/>
-        </w:rPr>
-        <w:t>k</w:t>
-      </w:r>
-      <w:r>
-        <w:rPr>
-          <w:color w:val="282C34"/>
-          <w:sz w:val="21"/>
-        </w:rPr>
-        <w:t>), normalized voltage gain curves, and complete ZVS/ZCS design procedures.</w:t>
+        <w:t xml:space="preserve"> Deep dive into Series Resonant (SRC), Parallel Resonant (PRC), and LLC Resonant Half-Bridge converters. Resonant tank impedance (Z_r), quality factor (Q), inductance ratio (k), normalized voltage gain curves, and complete ZVS/ZCS design procedures.</w:t>
       </w:r>
     </w:p>
     <w:p>
